--- a/courts/tenth-circuit/kansas/state/court-of-appeals/amicus-brief/usage/OUTPUT-amicus-brief.docx
+++ b/courts/tenth-circuit/kansas/state/court-of-appeals/amicus-brief/usage/OUTPUT-amicus-brief.docx
@@ -1527,7 +1527,7 @@
         <w:pStyle w:val="BodyText"/>
       </w:pPr>
       <w:r>
-        <w:t xml:space="preserve">ACOG opposes legislation that interferes in patient care without a substantial public health justification. ACOG, Statement of Policy: Legislative Interference with Patient Care, Medical Decisions, and the Patient-Physician Relationship (May 2013) (“ACOG Policy Statement”), available at http://www.acog.org/~/​media/​Statements%20of%20Policy/​Public/2013LegislativeInterference.pdf (last accessed Nov. 4, 2015). Though their views on abortion may vary, ACOG’s members share an interest in opposing laws that interfere with a physician’s ability to exercise his or her best medical judgment to determine the safest and most appropriate care for each patient.</w:t>
+        <w:t xml:space="preserve">ACOG opposes legislation that interferes in patient care without a substantial public health justification. ACOG, Statement of Policy: Legislative Interference with Patient Care, Medical Decisions, and the Patient-Physician Relationship (May 2013) (“ACOG Policy Statement”), available at http://​www.​acog.​org/​~/​media/​Statements%20of%20Policy/​Public/​2013LegislativeInterference.​pdf (last accessed Nov. 4, 2015). Though their views on abortion may vary, ACOG’s members share an interest in opposing laws that interfere with a physician’s ability to exercise his or her best medical judgment to determine the safest and most appropriate care for each patient.</w:t>
       </w:r>
     </w:p>
     <w:p>
@@ -1652,7 +1652,7 @@
         <w:pStyle w:val="BodyText"/>
       </w:pPr>
       <w:r>
-        <w:t xml:space="preserve">There is no medical justification for the Act. While the Act uses politically charged terminology not recognized by the medical community, it is without dispute that the Act would, with very limited exceptions, bar a medical procedure known as dilation and evacuation (“D&amp;E”), which is the safest and most common method of second-trimester abortion and is performed on approximately 600 women in Kansas each year, or require physicians to perform additional procedures that are not necessary to safely perform a D&amp;E. See Kansas Dep’t Health &amp; Env’t, Annual Summary of Vital Statistics, 2014 (Oct. 2015), at tbl. 38, available at http://www.kdheks.gov/​hci/​annsumm.html (containing annual statistics for 2000</w:t>
+        <w:t xml:space="preserve">There is no medical justification for the Act. While the Act uses politically charged terminology not recognized by the medical community, it is without dispute that the Act would, with very limited exceptions, bar a medical procedure known as dilation and evacuation (“D&amp;E”), which is the safest and most common method of second-trimester abortion and is performed on approximately 600 women in Kansas each year, or require physicians to perform additional procedures that are not necessary to safely perform a D&amp;E. See Kansas Dep’t Health &amp; Env’t, Annual Summary of Vital Statistics, 2014 (Oct. 2015), at tbl. 38, available at http://​www.​kdheks.​gov/​hci/​annsumm.​html (containing annual statistics for 2000</w:t>
       </w:r>
       <w:r>
         <w:noBreakHyphen/>
@@ -1962,7 +1962,7 @@
         <w:t xml:space="preserve"> </w:t>
       </w:r>
       <w:r>
-        <w:t xml:space="preserve">(stating that 95% of second trimester abortions are performed by D&amp;E). In Kansas, approximately 600 women undergo D&amp;E procedures annually. See, e.g., Kansas Dep’t Health &amp; Env’t, Annual Summary of Vital Statistics, 2014 (Oct. 2015), at tbl. 38; Kansas Dep’t Health &amp; Env’t, Annual Summary of Vital Statistics, 2013 (Oct. 2014), at tbl. 38; Kansas Dep’t Health &amp; Env’t, Annual Summary of Vital Statistics, 2012 (Sept. 2013), at tbl. 38, available at http://www.kdheks.gov/​hci/​annsumm.html (containing annual statistics for 2000</w:t>
+        <w:t xml:space="preserve">(stating that 95% of second trimester abortions are performed by D&amp;E). In Kansas, approximately 600 women undergo D&amp;E procedures annually. See, e.g., Kansas Dep’t Health &amp; Env’t, Annual Summary of Vital Statistics, 2014 (Oct. 2015), at tbl. 38; Kansas Dep’t Health &amp; Env’t, Annual Summary of Vital Statistics, 2013 (Oct. 2014), at tbl. 38; Kansas Dep’t Health &amp; Env’t, Annual Summary of Vital Statistics, 2012 (Sept. 2013), at tbl. 38, available at http://​www.​kdheks.​gov/​hci/​annsumm.​html (containing annual statistics for 2000</w:t>
       </w:r>
       <w:r>
         <w:noBreakHyphen/>
@@ -2214,7 +2214,7 @@
         <w:pStyle w:val="BodyText"/>
       </w:pPr>
       <w:r>
-        <w:t xml:space="preserve">ACOG’s Code of Professional Ethics states that “the welfare of the patient must form the basis of all medical judgments. . . . The obstetrician-gynecologist should . . . exercise all reasonable means to ensure that the most appropriate care is provided to the patient.” ACOG, Code of Professional Ethics of the American College of Obstetricians and Gynecologists (Sept. 2015), at 2 (“ACOG Code of Ethics”), available at http://www.acog.org/​About-ACOG/​ACOG-Departments/​Committees-and-Councils/​Volunteer-Agreement/​Code-of-Professional-Ethics-of-the-American-College-of-Obstetricians-and-Gynecologists. ACOG’s members, like all physicians bound by medical ethics, must simultaneously “recognize responsibility to patients first and foremost” and “respect the law.” Amer. Med. Ass’n, Principles of Medical Ethics: Preamble (June 2001). The Act unconscionably compels physicians to choose between these duties. In so doing, the Act creates a number of ethical conflicts of interest that fundamentally disrupt the patient-physician relationship and the very foundation of ethical medical practice.</w:t>
+        <w:t xml:space="preserve">ACOG’s Code of Professional Ethics states that “the welfare of the patient must form the basis of all medical judgments. . . . The obstetrician-gynecologist should . . . exercise all reasonable means to ensure that the most appropriate care is provided to the patient.” ACOG, Code of Professional Ethics of the American College of Obstetricians and Gynecologists (Sept. 2015), at 2 (“ACOG Code of Ethics”), available at http://​www.​acog.​org/​About-​ACOG/​ACOG-​Departments/​Committees-​and-​Councils/​Volunteer-​Agreement/​Code-​of-​Professional-​Ethics-​of-​the-​American-​College-​of-​Obstetricians-​and-​Gynecologists. ACOG’s members, like all physicians bound by medical ethics, must simultaneously “recognize responsibility to patients first and foremost” and “respect the law.” Amer. Med. Ass’n, Principles of Medical Ethics: Preamble (June 2001). The Act unconscionably compels physicians to choose between these duties. In so doing, the Act creates a number of ethical conflicts of interest that fundamentally disrupt the patient-physician relationship and the very foundation of ethical medical practice.</w:t>
       </w:r>
     </w:p>
     <w:p>
@@ -4020,6 +4020,7 @@
     <w:unhideWhenUsed/>
     <w:qFormat/>
     <w:pPr>
+      <w:keepLines/>
       <w:spacing w:before="0" w:after="140" w:line="299" w:lineRule="exact"/>
     </w:pPr>
     <w:rPr>

--- a/courts/tenth-circuit/kansas/state/court-of-appeals/amicus-brief/usage/OUTPUT-amicus-brief.docx
+++ b/courts/tenth-circuit/kansas/state/court-of-appeals/amicus-brief/usage/OUTPUT-amicus-brief.docx
@@ -1946,7 +1946,7 @@
         <w:pStyle w:val="BodyText"/>
       </w:pPr>
       <w:r>
-        <w:t xml:space="preserve">While the vast majority—nearly 90%—of induced abortions are performed in the first trimester of pregnancy, some women, in consultation with their physicians, find it necessary to obtain an abortion in the second trimester for various reasons. ACOG, Practice Bulletin No. 135: Second Trimester Abortion, 121 Obstetrics &amp; Gynecology 1394, 1394 (2013) (“ACOG Bulletin”) (“Circumstances that can lead to second-trimester abortion include delays in suspecting and testing for pregnancy, delay in obtaining insurance or other funding, and delay in obtaining referral, as well as difficulties in locating and traveling to a provider . . . . [Further,] [t]he identification of major anatomic or genetic anomalies in the fetus through screening and diagnostic testing most commonly occurs in the second trimester,” and such conditions include “preeclampsia and preterm premature rupture of membranes”). In the second trimester, the vast majority of abortions are performed by D&amp;E. See</w:t>
+        <w:t xml:space="preserve">While the vast majority—nearly 90%—of induced abortions are performed in the first trimester of pregnancy, some women, in consultation with their physicians, find it necessary to obtain an abortion in the second trimester for various reasons. ACOG, Practice Bulletin No. 135: Second Trimester Abortion, 121 Obstetrics &amp; Gynecology 1394, 1394 (2013) (“ACOG Bulletin”) (“Circumstances that can lead to second-trimester abortion include delays in suspecting and testing for pregnancy, delay in obtaining insurance or other funding, and delay in obtaining referral, as well as difficulties in locating and traveling to a provider . . . . [Further,] [t]he identification of major anatomic or genetic anomalies in the fetus through screening and diagnostic testing most commonly occurs in the second trimester,” and such conditions include “preeclampsia and preterm premature rupture of membranes”). In the second trimester, the vast majority of abortions are performed by D&amp;E. See</w:t>
       </w:r>
       <w:r>
         <w:t xml:space="preserve"> </w:t>
@@ -2214,7 +2214,7 @@
         <w:pStyle w:val="BodyText"/>
       </w:pPr>
       <w:r>
-        <w:t xml:space="preserve">ACOG’s Code of Professional Ethics states that “the welfare of the patient must form the basis of all medical judgments. . . . The obstetrician-gynecologist should . . . exercise all reasonable means to ensure that the most appropriate care is provided to the patient.” ACOG, Code of Professional Ethics of the American College of Obstetricians and Gynecologists (Sept. 2015), at 2 (“ACOG Code of Ethics”), available at http://​www.​acog.​org/​About-​ACOG/​ACOG-​Departments/​Committees-​and-​Councils/​Volunteer-​Agreement/​Code-​of-​Professional-​Ethics-​of-​the-​American-​College-​of-​Obstetricians-​and-​Gynecologists. ACOG’s members, like all physicians bound by medical ethics, must simultaneously “recognize responsibility to patients first and foremost” and “respect the law.” Amer. Med. Ass’n, Principles of Medical Ethics: Preamble (June 2001). The Act unconscionably compels physicians to choose between these duties. In so doing, the Act creates a number of ethical conflicts of interest that fundamentally disrupt the patient-physician relationship and the very foundation of ethical medical practice.</w:t>
+        <w:t xml:space="preserve">ACOG’s Code of Professional Ethics states that “the welfare of the patient must form the basis of all medical judgments. . . . The obstetrician-gynecologist should . . . exercise all reasonable means to ensure that the most appropriate care is provided to the patient.” ACOG, Code of Professional Ethics of the American College of Obstetricians and Gynecologists (Sept. 2015), at 2 (“ACOG Code of Ethics”), available at http://​www.​acog.​org/​About-​ACOG/​ACOG-​Departments/​Committees-​and-​Councils/​Volunteer-​Agreement/​Code-​of-​Professional-​Ethics-​of-​the-​American-​College-​of-​Obstetricians-​and-​Gynecologists. ACOG’s members, like all physicians bound by medical ethics, must simultaneously “recognize responsibility to patients first and foremost” and “respect the law.” Amer. Med. Ass’n, Principles of Medical Ethics: Preamble (June 2001). The Act unconscionably compels physicians to choose between these duties. In so doing, the Act creates a number of ethical conflicts of interest that fundamentally disrupt the patient-physician relationship and the very foundation of ethical medical practice.</w:t>
       </w:r>
     </w:p>
     <w:p>
@@ -2238,7 +2238,7 @@
         <w:t xml:space="preserve"> </w:t>
       </w:r>
       <w:r>
-        <w:t xml:space="preserve">§ 5(a)⁠(1)-(3). The detrimental effect of these penalties is compounded by the fact that the physician’s medical license could be suspended or revoked upon conviction of either a felony or class A misdemeanor. K.S.A. 65</w:t>
+        <w:t xml:space="preserve">§ 5(a)⁠(1)-⁠(3). The detrimental effect of these penalties is compounded by the fact that the physician’s medical license could be suspended or revoked upon conviction of either a felony or class A misdemeanor. K.S.A. 65</w:t>
       </w:r>
       <w:r>
         <w:noBreakHyphen/>
@@ -4271,6 +4271,33 @@
     <w:pPr>
       <w:spacing w:before="0" w:after="0" w:line="299" w:lineRule="exact"/>
       <w:ind w:left="2160" w:hanging="720"/>
+    </w:pPr>
+  </w:style>
+  <w:style w:type="paragraph" w:customStyle="1" w:styleId="XdQuoteList1">
+    <w:name w:val="Xd Quote List 1"/>
+    <w:basedOn w:val="Normal"/>
+    <w:qFormat/>
+    <w:pPr>
+      <w:spacing w:before="0" w:after="0" w:line="299" w:lineRule="exact"/>
+      <w:ind w:left="1440" w:right="720" w:hanging="720"/>
+    </w:pPr>
+  </w:style>
+  <w:style w:type="paragraph" w:customStyle="1" w:styleId="XdQuoteList2">
+    <w:name w:val="Xd Quote List 2"/>
+    <w:basedOn w:val="Normal"/>
+    <w:qFormat/>
+    <w:pPr>
+      <w:spacing w:before="0" w:after="0" w:line="299" w:lineRule="exact"/>
+      <w:ind w:left="2160" w:right="720" w:hanging="720"/>
+    </w:pPr>
+  </w:style>
+  <w:style w:type="paragraph" w:customStyle="1" w:styleId="XdQuoteList3">
+    <w:name w:val="Xd Quote List 3"/>
+    <w:basedOn w:val="Normal"/>
+    <w:qFormat/>
+    <w:pPr>
+      <w:spacing w:before="0" w:after="0" w:line="299" w:lineRule="exact"/>
+      <w:ind w:left="2880" w:right="720" w:hanging="720"/>
     </w:pPr>
   </w:style>
   <w:style w:type="paragraph" w:customStyle="1" w:styleId="SourceCode">

--- a/courts/tenth-circuit/kansas/state/court-of-appeals/amicus-brief/usage/OUTPUT-amicus-brief.docx
+++ b/courts/tenth-circuit/kansas/state/court-of-appeals/amicus-brief/usage/OUTPUT-amicus-brief.docx
@@ -1946,7 +1946,7 @@
         <w:pStyle w:val="BodyText"/>
       </w:pPr>
       <w:r>
-        <w:t xml:space="preserve">While the vast majority—nearly 90%—of induced abortions are performed in the first trimester of pregnancy, some women, in consultation with their physicians, find it necessary to obtain an abortion in the second trimester for various reasons. ACOG, Practice Bulletin No. 135: Second Trimester Abortion, 121 Obstetrics &amp; Gynecology 1394, 1394 (2013) (“ACOG Bulletin”) (“Circumstances that can lead to second-trimester abortion include delays in suspecting and testing for pregnancy, delay in obtaining insurance or other funding, and delay in obtaining referral, as well as difficulties in locating and traveling to a provider . . . . [Further,] [t]he identification of major anatomic or genetic anomalies in the fetus through screening and diagnostic testing most commonly occurs in the second trimester,” and such conditions include “preeclampsia and preterm premature rupture of membranes”). In the second trimester, the vast majority of abortions are performed by D&amp;E. See</w:t>
+        <w:t xml:space="preserve">While the vast majority—nearly 90%—of induced abortions are performed in the first trimester of pregnancy, some women, in consultation with their physicians, find it necessary to obtain an abortion in the second trimester for various reasons. ACOG, Practice Bulletin No. 135: Second Trimester Abortion, 121 Obstetrics &amp; Gynecology 1394, 1394 (2013) (“ACOG Bulletin”) (“Circumstances that can lead to second-trimester abortion include delays in suspecting and testing for pregnancy, delay in obtaining insurance or other funding, and delay in obtaining referral, as well as difficulties in locating and traveling to a provider ⁠. ⁠. ⁠. ⁠. [Further,] [t]he identification of major anatomic or genetic anomalies in the fetus through screening and diagnostic testing most commonly occurs in the second trimester,” and such conditions include “preeclampsia and preterm premature rupture of membranes”). In the second trimester, the vast majority of abortions are performed by D&amp;E. See</w:t>
       </w:r>
       <w:r>
         <w:t xml:space="preserve"> </w:t>
@@ -2214,7 +2214,7 @@
         <w:pStyle w:val="BodyText"/>
       </w:pPr>
       <w:r>
-        <w:t xml:space="preserve">ACOG’s Code of Professional Ethics states that “the welfare of the patient must form the basis of all medical judgments. . . . The obstetrician-gynecologist should . . . exercise all reasonable means to ensure that the most appropriate care is provided to the patient.” ACOG, Code of Professional Ethics of the American College of Obstetricians and Gynecologists (Sept. 2015), at 2 (“ACOG Code of Ethics”), available at http://​www.​acog.​org/​About-​ACOG/​ACOG-​Departments/​Committees-​and-​Councils/​Volunteer-​Agreement/​Code-​of-​Professional-​Ethics-​of-​the-​American-​College-​of-​Obstetricians-​and-​Gynecologists. ACOG’s members, like all physicians bound by medical ethics, must simultaneously “recognize responsibility to patients first and foremost” and “respect the law.” Amer. Med. Ass’n, Principles of Medical Ethics: Preamble (June 2001). The Act unconscionably compels physicians to choose between these duties. In so doing, the Act creates a number of ethical conflicts of interest that fundamentally disrupt the patient-physician relationship and the very foundation of ethical medical practice.</w:t>
+        <w:t xml:space="preserve">ACOG’s Code of Professional Ethics states that “the welfare of the patient must form the basis of all medical judgments. ⁠. ⁠. ⁠. The obstetrician-gynecologist should ⁠. ⁠. ⁠. exercise all reasonable means to ensure that the most appropriate care is provided to the patient.” ACOG, Code of Professional Ethics of the American College of Obstetricians and Gynecologists (Sept. 2015), at 2 (“ACOG Code of Ethics”), available at http://​www.​acog.​org/​About-​ACOG/​ACOG-​Departments/​Committees-​and-​Councils/​Volunteer-​Agreement/​Code-​of-​Professional-​Ethics-​of-​the-​American-​College-​of-​Obstetricians-​and-​Gynecologists. ACOG’s members, like all physicians bound by medical ethics, must simultaneously “recognize responsibility to patients first and foremost” and “respect the law.” Amer. Med. Ass’n, Principles of Medical Ethics: Preamble (June 2001). The Act unconscionably compels physicians to choose between these duties. In so doing, the Act creates a number of ethical conflicts of interest that fundamentally disrupt the patient-physician relationship and the very foundation of ethical medical practice.</w:t>
       </w:r>
     </w:p>
     <w:p>

--- a/courts/tenth-circuit/kansas/state/court-of-appeals/amicus-brief/usage/OUTPUT-amicus-brief.docx
+++ b/courts/tenth-circuit/kansas/state/court-of-appeals/amicus-brief/usage/OUTPUT-amicus-brief.docx
@@ -167,9 +167,7 @@
           <w:b/>
           <w:bCs/>
         </w:rPr>
-        <w:t xml:space="preserve">15</w:t>
-        <w:noBreakHyphen/>
-        <w:t xml:space="preserve">114153-A</w:t>
+        <w:t xml:space="preserve">15-⁠114153-A</w:t>
       </w:r>
     </w:p>
     <w:p>
@@ -597,9 +595,7 @@
         <w:t xml:space="preserve"> </w:t>
       </w:r>
       <w:r>
-        <w:t xml:space="preserve">2015-CV</w:t>
-        <w:noBreakHyphen/>
-        <w:t xml:space="preserve">490</w:t>
+        <w:t xml:space="preserve">2015-CV-⁠490</w:t>
       </w:r>
     </w:p>
     <w:p>
@@ -1039,9 +1035,7 @@
         <w:t xml:space="preserve"> </w:t>
       </w:r>
       <w:r>
-        <w:t xml:space="preserve">471</w:t>
-        <w:noBreakHyphen/>
-        <w:t xml:space="preserve">1700</w:t>
+        <w:t xml:space="preserve">471-⁠1700</w:t>
       </w:r>
     </w:p>
     <w:p>
@@ -1063,9 +1057,7 @@
         <w:t xml:space="preserve"> </w:t>
       </w:r>
       <w:r>
-        <w:t xml:space="preserve">471</w:t>
-        <w:noBreakHyphen/>
-        <w:t xml:space="preserve">1701</w:t>
+        <w:t xml:space="preserve">471-⁠1701</w:t>
       </w:r>
     </w:p>
     <w:p>
@@ -1574,13 +1566,7 @@
         <w:t xml:space="preserve">Planned Parenthood Ariz., Inc. v. Humble</w:t>
       </w:r>
       <w:r>
-        <w:t xml:space="preserve">, 753 F.3d 905, 916</w:t>
-      </w:r>
-      <w:r>
-        <w:noBreakHyphen/>
-      </w:r>
-      <w:r>
-        <w:t xml:space="preserve">917 (9th Cir. 2014) (citing ACOG and the American Medical Association’s (“AMA”) amicus brief as further support for a particular medical regimen), cert. denied, 135 S. Ct. 870 (2014);</w:t>
+        <w:t xml:space="preserve">, 753 F.3d 905, 916-⁠917 (9th Cir. 2014) (citing ACOG and the American Medical Association’s (“AMA”) amicus brief as further support for a particular medical regimen), cert. denied, 135 S. Ct. 870 (2014);</w:t>
       </w:r>
       <w:r>
         <w:t xml:space="preserve"> </w:t>
@@ -1593,13 +1579,7 @@
         <w:t xml:space="preserve">Stuart v. Camnitz</w:t>
       </w:r>
       <w:r>
-        <w:t xml:space="preserve">, 774 F.3d 238, 251</w:t>
-      </w:r>
-      <w:r>
-        <w:noBreakHyphen/>
-      </w:r>
-      <w:r>
-        <w:t xml:space="preserve">252, 254, 255 (4th Cir. 2014) (citing ACOG’s and the AMA’s amicus brief in assessing how an ultrasound requirement exceeded the bounds of traditional informed consent and interfered with physicians’ medical judgment), cert. denied, 135 S. Ct. 2838 (2015);</w:t>
+        <w:t xml:space="preserve">, 774 F.3d 238, 251-⁠252, 254, 255 (4th Cir. 2014) (citing ACOG’s and the AMA’s amicus brief in assessing how an ultrasound requirement exceeded the bounds of traditional informed consent and interfered with physicians’ medical judgment), cert. denied, 135 S. Ct. 2838 (2015);</w:t>
       </w:r>
       <w:r>
         <w:t xml:space="preserve"> </w:t>
@@ -1652,13 +1632,7 @@
         <w:pStyle w:val="BodyText"/>
       </w:pPr>
       <w:r>
-        <w:t xml:space="preserve">There is no medical justification for the Act. While the Act uses politically charged terminology not recognized by the medical community, it is without dispute that the Act would, with very limited exceptions, bar a medical procedure known as dilation and evacuation (“D&amp;E”), which is the safest and most common method of second-trimester abortion and is performed on approximately 600 women in Kansas each year, or require physicians to perform additional procedures that are not necessary to safely perform a D&amp;E. See Kansas Dep’t Health &amp; Env’t, Annual Summary of Vital Statistics, 2014 (Oct. 2015), at tbl. 38, available at http://​www.​kdheks.​gov/​hci/​annsumm.​html (containing annual statistics for 2000</w:t>
-      </w:r>
-      <w:r>
-        <w:noBreakHyphen/>
-      </w:r>
-      <w:r>
-        <w:t xml:space="preserve">2014). As a result of the ban, the remaining alternatives that physicians will be able to offer their patients are procedures that may be less safe for women seeking second-trimester abortions.</w:t>
+        <w:t xml:space="preserve">There is no medical justification for the Act. While the Act uses politically charged terminology not recognized by the medical community, it is without dispute that the Act would, with very limited exceptions, bar a medical procedure known as dilation and evacuation (“D&amp;E”), which is the safest and most common method of second-trimester abortion and is performed on approximately 600 women in Kansas each year, or require physicians to perform additional procedures that are not necessary to safely perform a D&amp;E. See Kansas Dep’t Health &amp; Env’t, Annual Summary of Vital Statistics, 2014 (Oct. 2015), at tbl. 38, available at http://​www.​kdheks.​gov/​hci/​annsumm.​html (containing annual statistics for 2000-⁠2014). As a result of the ban, the remaining alternatives that physicians will be able to offer their patients are procedures that may be less safe for women seeking second-trimester abortions.</w:t>
       </w:r>
     </w:p>
     <w:p>
@@ -1962,13 +1936,7 @@
         <w:t xml:space="preserve"> </w:t>
       </w:r>
       <w:r>
-        <w:t xml:space="preserve">(stating that 95% of second trimester abortions are performed by D&amp;E). In Kansas, approximately 600 women undergo D&amp;E procedures annually. See, e.g., Kansas Dep’t Health &amp; Env’t, Annual Summary of Vital Statistics, 2014 (Oct. 2015), at tbl. 38; Kansas Dep’t Health &amp; Env’t, Annual Summary of Vital Statistics, 2013 (Oct. 2014), at tbl. 38; Kansas Dep’t Health &amp; Env’t, Annual Summary of Vital Statistics, 2012 (Sept. 2013), at tbl. 38, available at http://​www.​kdheks.​gov/​hci/​annsumm.​html (containing annual statistics for 2000</w:t>
-      </w:r>
-      <w:r>
-        <w:noBreakHyphen/>
-      </w:r>
-      <w:r>
-        <w:t xml:space="preserve">2014).</w:t>
+        <w:t xml:space="preserve">(stating that 95% of second trimester abortions are performed by D&amp;E). In Kansas, approximately 600 women undergo D&amp;E procedures annually. See, e.g., Kansas Dep’t Health &amp; Env’t, Annual Summary of Vital Statistics, 2014 (Oct. 2015), at tbl. 38; Kansas Dep’t Health &amp; Env’t, Annual Summary of Vital Statistics, 2013 (Oct. 2014), at tbl. 38; Kansas Dep’t Health &amp; Env’t, Annual Summary of Vital Statistics, 2012 (Sept. 2013), at tbl. 38, available at http://​www.​kdheks.​gov/​hci/​annsumm.​html (containing annual statistics for 2000-⁠2014).</w:t>
       </w:r>
     </w:p>
     <w:p>
@@ -1976,19 +1944,7 @@
         <w:pStyle w:val="BodyText"/>
       </w:pPr>
       <w:r>
-        <w:t xml:space="preserve">Although induced abortion is one of the safest procedures in contemporary medicine, see David A. Grimes &amp; Mitchell D. Creinin, Induced Abortion: An Overview for Internists, 149 Annals Internal Med. 620, 623 (2004), the risks of an abortion procedure increase as a woman advances through pregnancy, see Linda A. Bartlett, Risk Factors for Legal Induced Abortion-Related Mortality in the United States, 103 Obstetrics &amp; Gynecology 729, 732 (2004). Nationally, the risk of death resulting from an abortion is exceptionally low—0.6 per 100,000 (or 0.0006 percent). Elizabeth G. Raymond &amp; David A. Grimes, The Comparative Safety of Legal Induced Abortion and Childbirth in the United States, 119 Obstetrics &amp; Gynecology 215, 216 (2012); see also ACOG, Guidelines for Women’s Health Care: A Resource Manual 719 (4th ed. 2014). It is well-established that a D&amp;E is the safest and most common method of second-trimester abortion. Maureen Paul et al., Management of Unintended and Abnormal Pregnancy: Comprehensive Abortion Care 157</w:t>
-      </w:r>
-      <w:r>
-        <w:noBreakHyphen/>
-      </w:r>
-      <w:r>
-        <w:t xml:space="preserve">158 (2009); ACOG Bulletin, 121 Obstetrics &amp; Gynecology at 1394</w:t>
-      </w:r>
-      <w:r>
-        <w:noBreakHyphen/>
-      </w:r>
-      <w:r>
-        <w:t xml:space="preserve">1395. Indeed, by the late 1970s, researchers had documented the safety of D&amp;E and concluded that it was safer than the medical abortion techniques used at the time, and the procedure continues to be the safest method of second-trimester abortion in modern medical practice. ACOG Bulletin, 121 Obstetrics &amp; Gynecology at 1395; see also David A. Grimes et al., Mid-Trimester Abortion by Dilation and Evacuation: A Safe and Practical Alternative, 296 New Eng. J. Med. 1141 (1977). By restricting women’s access to D&amp;E in Kansas, the Act disregards nearly four decades of medical understanding.</w:t>
+        <w:t xml:space="preserve">Although induced abortion is one of the safest procedures in contemporary medicine, see David A. Grimes &amp; Mitchell D. Creinin, Induced Abortion: An Overview for Internists, 149 Annals Internal Med. 620, 623 (2004), the risks of an abortion procedure increase as a woman advances through pregnancy, see Linda A. Bartlett, Risk Factors for Legal Induced Abortion-Related Mortality in the United States, 103 Obstetrics &amp; Gynecology 729, 732 (2004). Nationally, the risk of death resulting from an abortion is exceptionally low—0.6 per 100,000 (or 0.0006 percent). Elizabeth G. Raymond &amp; David A. Grimes, The Comparative Safety of Legal Induced Abortion and Childbirth in the United States, 119 Obstetrics &amp; Gynecology 215, 216 (2012); see also ACOG, Guidelines for Women’s Health Care: A Resource Manual 719 (4th ed. 2014). It is well-established that a D&amp;E is the safest and most common method of second-trimester abortion. Maureen Paul et al., Management of Unintended and Abnormal Pregnancy: Comprehensive Abortion Care 157-⁠158 (2009); ACOG Bulletin, 121 Obstetrics &amp; Gynecology at 1394-⁠1395. Indeed, by the late 1970s, researchers had documented the safety of D&amp;E and concluded that it was safer than the medical abortion techniques used at the time, and the procedure continues to be the safest method of second-trimester abortion in modern medical practice. ACOG Bulletin, 121 Obstetrics &amp; Gynecology at 1395; see also David A. Grimes et al., Mid-Trimester Abortion by Dilation and Evacuation: A Safe and Practical Alternative, 296 New Eng. J. Med. 1141 (1977). By restricting women’s access to D&amp;E in Kansas, the Act disregards nearly four decades of medical understanding.</w:t>
       </w:r>
     </w:p>
     <w:p>
@@ -2004,31 +1960,7 @@
         <w:pStyle w:val="BodyText"/>
       </w:pPr>
       <w:r>
-        <w:t xml:space="preserve">For example, labor induction, also known as medical abortion, involves the use of one or more medications to induce pre-term labor and delivery of the fetus. Induction is the most common alternative to a D&amp;E procedure and could be performed on women in the second-trimester under the Act. While labor induction is appropriate for some patients, it has a greater risk of complications, is less effective, and is a longer procedure than D&amp;E. ACOG Bulletin, 121 Obstetrics &amp; Gynecology at 1395</w:t>
-      </w:r>
-      <w:r>
-        <w:noBreakHyphen/>
-      </w:r>
-      <w:r>
-        <w:t xml:space="preserve">1396. Moreover, other surgical abortion procedures may be necessary following a labor induction, thereby compounding the health risks to women. Indeed, 10</w:t>
-      </w:r>
-      <w:r>
-        <w:noBreakHyphen/>
-      </w:r>
-      <w:r>
-        <w:t xml:space="preserve">33% of women have retained placenta and must undergo a surgical dilation and curettage (“D&amp;C”) procedure after fetal expulsion to have it removed. A. M. Autry et al., A Comparison of Medical Induction and Dilation and Evacuation for Second Trimester Abortion, 187 Am. J. Obstetrics &amp; Gynecology 393</w:t>
-      </w:r>
-      <w:r>
-        <w:noBreakHyphen/>
-      </w:r>
-      <w:r>
-        <w:t xml:space="preserve">397 (2002). In the event of failed or incomplete induction, a D&amp;E—which would be prohibited in many cases under the Act—then becomes necessary to quell infection or heavy bleeding. Phillip G. Stubblefield et al., Methods for Induced Abortion, 104 Obstetrics &amp; Gynecology 174, 180</w:t>
-      </w:r>
-      <w:r>
-        <w:noBreakHyphen/>
-      </w:r>
-      <w:r>
-        <w:t xml:space="preserve">181 (2004); see also Maureen Paul et al., A Clinician’s Guide to Medical and Surgical Abortion 151 (Churchill Livingstone 1999).</w:t>
+        <w:t xml:space="preserve">For example, labor induction, also known as medical abortion, involves the use of one or more medications to induce pre-term labor and delivery of the fetus. Induction is the most common alternative to a D&amp;E procedure and could be performed on women in the second-trimester under the Act. While labor induction is appropriate for some patients, it has a greater risk of complications, is less effective, and is a longer procedure than D&amp;E. ACOG Bulletin, 121 Obstetrics &amp; Gynecology at 1395-⁠1396. Moreover, other surgical abortion procedures may be necessary following a labor induction, thereby compounding the health risks to women. Indeed, 10-⁠33% of women have retained placenta and must undergo a surgical dilation and curettage (“D&amp;C”) procedure after fetal expulsion to have it removed. A. M. Autry et al., A Comparison of Medical Induction and Dilation and Evacuation for Second Trimester Abortion, 187 Am. J. Obstetrics &amp; Gynecology 393-⁠397 (2002). In the event of failed or incomplete induction, a D&amp;E—which would be prohibited in many cases under the Act—then becomes necessary to quell infection or heavy bleeding. Phillip G. Stubblefield et al., Methods for Induced Abortion, 104 Obstetrics &amp; Gynecology 174, 180-⁠181 (2004); see also Maureen Paul et al., A Clinician’s Guide to Medical and Surgical Abortion 151 (Churchill Livingstone 1999).</w:t>
       </w:r>
     </w:p>
     <w:p>
@@ -2065,13 +1997,7 @@
         <w:t xml:space="preserve">Hodes &amp; Nauser, MDs. P.A. et al. v. Schmidt</w:t>
       </w:r>
       <w:r>
-        <w:t xml:space="preserve">, Case No. 2015-CV</w:t>
-      </w:r>
-      <w:r>
-        <w:noBreakHyphen/>
-      </w:r>
-      <w:r>
-        <w:t xml:space="preserve">490 (Kan. Shawnee Cty. Ct. June 30, 2015) (restating Defendants’ assertions regarding available procedures for performing second-trimester abortions). While some physicians may choose to attempt to induce fetal demise due to certain medical or other considerations specific to their patients, inducing fetal demise is neither required prior to a D&amp;E nor proven to be medically beneficial to the woman. Indeed, “[n]o evidence currently supports the use of induced fetal demise to increase the safety of second-trimester medical or surgical abortion.” See ACOG Bulletin, 121 Obstetrics &amp; Gynecology at 1396. Moreover, the effectiveness and risk factors of inducing fetal demise prior to 18 weeks of gestation remain unclear. After 18 weeks, the limited available data are inconclusive regarding whether causing fetal demise increases the safety of the D&amp;E procedure, and inducing fetal demise may create additional risks, such as the risk of vomiting, infection, spontaneous unplanned abortion, and hospitalization.</w:t>
+        <w:t xml:space="preserve">, Case No. 2015-CV-⁠490 (Kan. Shawnee Cty. Ct. June 30, 2015) (restating Defendants’ assertions regarding available procedures for performing second-trimester abortions). While some physicians may choose to attempt to induce fetal demise due to certain medical or other considerations specific to their patients, inducing fetal demise is neither required prior to a D&amp;E nor proven to be medically beneficial to the woman. Indeed, “[n]o evidence currently supports the use of induced fetal demise to increase the safety of second-trimester medical or surgical abortion.” See ACOG Bulletin, 121 Obstetrics &amp; Gynecology at 1396. Moreover, the effectiveness and risk factors of inducing fetal demise prior to 18 weeks of gestation remain unclear. After 18 weeks, the limited available data are inconclusive regarding whether causing fetal demise increases the safety of the D&amp;E procedure, and inducing fetal demise may create additional risks, such as the risk of vomiting, infection, spontaneous unplanned abortion, and hospitalization.</w:t>
       </w:r>
       <w:r>
         <w:t xml:space="preserve"> </w:t>
@@ -2238,13 +2164,7 @@
         <w:t xml:space="preserve"> </w:t>
       </w:r>
       <w:r>
-        <w:t xml:space="preserve">§ 5(a)⁠(1)-⁠(3). The detrimental effect of these penalties is compounded by the fact that the physician’s medical license could be suspended or revoked upon conviction of either a felony or class A misdemeanor. K.S.A. 65</w:t>
-      </w:r>
-      <w:r>
-        <w:noBreakHyphen/>
-      </w:r>
-      <w:r>
-        <w:t xml:space="preserve">2836(c) (stating that physician’s “license may be revoked, suspended or limited” if the physician “has been convicted of a felony or class A misdemeanor”). The Act, thus, presents a physician with a dilemma: either violate the Act (and face potential criminal charges and license revocation), on the one hand, or follow his or her best medical judgment, on the other.</w:t>
+        <w:t xml:space="preserve">§ 5(a)⁠(1)-⁠(3). The detrimental effect of these penalties is compounded by the fact that the physician’s medical license could be suspended or revoked upon conviction of either a felony or class A misdemeanor. K.S.A. 65-⁠2836(c) (stating that physician’s “license may be revoked, suspended or limited” if the physician “has been convicted of a felony or class A misdemeanor”). The Act, thus, presents a physician with a dilemma: either violate the Act (and face potential criminal charges and license revocation), on the one hand, or follow his or her best medical judgment, on the other.</w:t>
       </w:r>
     </w:p>
     <w:p>
@@ -3266,19 +3186,7 @@
         <w:t xml:space="preserve">Nova Health Sys. v. Pruitt</w:t>
       </w:r>
       <w:r>
-        <w:t xml:space="preserve">, Case No. CV</w:t>
-      </w:r>
-      <w:r>
-        <w:noBreakHyphen/>
-      </w:r>
-      <w:r>
-        <w:t xml:space="preserve">2015</w:t>
-      </w:r>
-      <w:r>
-        <w:noBreakHyphen/>
-      </w:r>
-      <w:r>
-        <w:t xml:space="preserve">1838 (Okla. Cty. Ct. Oct. 28, 2015).</w:t>
+        <w:t xml:space="preserve">, Case No. CV-⁠2015-⁠1838 (Okla. Cty. Ct. Oct. 28, 2015).</w:t>
       </w:r>
     </w:p>
   </w:footnote>
@@ -4021,7 +3929,7 @@
     <w:qFormat/>
     <w:pPr>
       <w:keepLines/>
-      <w:spacing w:before="0" w:after="140" w:line="299" w:lineRule="exact"/>
+      <w:spacing w:before="23" w:after="140" w:line="299" w:lineRule="exact"/>
     </w:pPr>
     <w:rPr>
       <w:sz w:val="26"/>
